--- a/docs/software-copyright/final/智策_V1.0_软件操作说明书.docx
+++ b/docs/software-copyright/final/智策_V1.0_软件操作说明书.docx
@@ -4484,7 +4484,7 @@
           <w:color w:val="000000"/>
           <w:sz w:val="32"/>
         </w:rPr>
-        <w:t>13. PDF 报告</w:t>
+        <w:t>### 12.1 AI 助手</w:t>
       </w:r>
     </w:p>
     <w:p>
@@ -4538,7 +4538,165 @@
           <w:color w:val="444444"/>
           <w:sz w:val="18"/>
         </w:rPr>
-        <w:t>图 9  13. PDF 报告（Windows Qt 实际运行截图）</w:t>
+        <w:t>图 9   12.1 AI 助手（Windows Qt 实际运行截图）</w:t>
+      </w:r>
+    </w:p>
+    <w:p>
+      <w:pPr>
+        <w:spacing w:after="100" w:line="324" w:lineRule="auto"/>
+        <w:ind w:firstLine="420"/>
+      </w:pPr>
+      <w:r>
+        <w:rPr>
+          <w:rFonts w:ascii="Microsoft YaHei" w:hAnsi="Microsoft YaHei" w:eastAsia="Microsoft YaHei" w:cs="Microsoft YaHei"/>
+          <w:b w:val="0"/>
+          <w:color w:val="000000"/>
+          <w:sz w:val="21"/>
+        </w:rPr>
+        <w:t xml:space="preserve">进入 </w:t>
+      </w:r>
+      <w:r>
+        <w:rPr>
+          <w:rFonts w:ascii="Microsoft YaHei" w:hAnsi="Microsoft YaHei" w:eastAsia="Microsoft YaHei" w:cs="Microsoft YaHei"/>
+          <w:b/>
+          <w:color w:val="000000"/>
+          <w:sz w:val="21"/>
+        </w:rPr>
+        <w:t>AI 助手</w:t>
+      </w:r>
+      <w:r>
+        <w:rPr>
+          <w:rFonts w:ascii="Microsoft YaHei" w:hAnsi="Microsoft YaHei" w:eastAsia="Microsoft YaHei" w:cs="Microsoft YaHei"/>
+          <w:b w:val="0"/>
+          <w:color w:val="000000"/>
+          <w:sz w:val="21"/>
+        </w:rPr>
+        <w:t xml:space="preserve"> 页面可查看已经完成人工确认、允许进入分析上下文的资料范围。</w:t>
+      </w:r>
+    </w:p>
+    <w:p>
+      <w:pPr>
+        <w:spacing w:after="100" w:line="324" w:lineRule="auto"/>
+        <w:ind w:firstLine="420"/>
+      </w:pPr>
+      <w:r>
+        <w:rPr>
+          <w:rFonts w:ascii="Microsoft YaHei" w:hAnsi="Microsoft YaHei" w:eastAsia="Microsoft YaHei" w:cs="Microsoft YaHei"/>
+          <w:b w:val="0"/>
+          <w:color w:val="000000"/>
+          <w:sz w:val="21"/>
+        </w:rPr>
+        <w:t>AI 助手遵循以下边界：</w:t>
+      </w:r>
+    </w:p>
+    <w:p>
+      <w:pPr>
+        <w:spacing w:after="60"/>
+        <w:ind w:left="312" w:hanging="170"/>
+      </w:pPr>
+      <w:r>
+        <w:rPr>
+          <w:rFonts w:ascii="Microsoft YaHei" w:hAnsi="Microsoft YaHei" w:eastAsia="Microsoft YaHei" w:cs="Microsoft YaHei"/>
+          <w:b w:val="0"/>
+          <w:color w:val="000000"/>
+          <w:sz w:val="21"/>
+        </w:rPr>
+        <w:t xml:space="preserve">• </w:t>
+      </w:r>
+      <w:r>
+        <w:rPr>
+          <w:rFonts w:ascii="Microsoft YaHei" w:hAnsi="Microsoft YaHei" w:eastAsia="Microsoft YaHei" w:cs="Microsoft YaHei"/>
+          <w:b w:val="0"/>
+          <w:color w:val="000000"/>
+          <w:sz w:val="21"/>
+        </w:rPr>
+        <w:t>仅使用已经关联到明确催化剂和时间点、并经人工确认的资料；</w:t>
+      </w:r>
+    </w:p>
+    <w:p>
+      <w:pPr>
+        <w:spacing w:after="60"/>
+        <w:ind w:left="312" w:hanging="170"/>
+      </w:pPr>
+      <w:r>
+        <w:rPr>
+          <w:rFonts w:ascii="Microsoft YaHei" w:hAnsi="Microsoft YaHei" w:eastAsia="Microsoft YaHei" w:cs="Microsoft YaHei"/>
+          <w:b w:val="0"/>
+          <w:color w:val="000000"/>
+          <w:sz w:val="21"/>
+        </w:rPr>
+        <w:t xml:space="preserve">• </w:t>
+      </w:r>
+      <w:r>
+        <w:rPr>
+          <w:rFonts w:ascii="Microsoft YaHei" w:hAnsi="Microsoft YaHei" w:eastAsia="Microsoft YaHei" w:cs="Microsoft YaHei"/>
+          <w:b w:val="0"/>
+          <w:color w:val="000000"/>
+          <w:sz w:val="21"/>
+        </w:rPr>
+        <w:t>未确认、未关联或信息不完整的资料不会自动进入 AI 分析上下文；</w:t>
+      </w:r>
+    </w:p>
+    <w:p>
+      <w:pPr>
+        <w:spacing w:after="60"/>
+        <w:ind w:left="312" w:hanging="170"/>
+      </w:pPr>
+      <w:r>
+        <w:rPr>
+          <w:rFonts w:ascii="Microsoft YaHei" w:hAnsi="Microsoft YaHei" w:eastAsia="Microsoft YaHei" w:cs="Microsoft YaHei"/>
+          <w:b w:val="0"/>
+          <w:color w:val="000000"/>
+          <w:sz w:val="21"/>
+        </w:rPr>
+        <w:t xml:space="preserve">• </w:t>
+      </w:r>
+      <w:r>
+        <w:rPr>
+          <w:rFonts w:ascii="Microsoft YaHei" w:hAnsi="Microsoft YaHei" w:eastAsia="Microsoft YaHei" w:cs="Microsoft YaHei"/>
+          <w:b w:val="0"/>
+          <w:color w:val="000000"/>
+          <w:sz w:val="21"/>
+        </w:rPr>
+        <w:t>AI 分析结果不会改写原始实验观测、寿命阈值或催化剂直接排名；</w:t>
+      </w:r>
+    </w:p>
+    <w:p>
+      <w:pPr>
+        <w:spacing w:after="60"/>
+        <w:ind w:left="312" w:hanging="170"/>
+      </w:pPr>
+      <w:r>
+        <w:rPr>
+          <w:rFonts w:ascii="Microsoft YaHei" w:hAnsi="Microsoft YaHei" w:eastAsia="Microsoft YaHei" w:cs="Microsoft YaHei"/>
+          <w:b w:val="0"/>
+          <w:color w:val="000000"/>
+          <w:sz w:val="21"/>
+        </w:rPr>
+        <w:t xml:space="preserve">• </w:t>
+      </w:r>
+      <w:r>
+        <w:rPr>
+          <w:rFonts w:ascii="Microsoft YaHei" w:hAnsi="Microsoft YaHei" w:eastAsia="Microsoft YaHei" w:cs="Microsoft YaHei"/>
+          <w:b w:val="0"/>
+          <w:color w:val="000000"/>
+          <w:sz w:val="21"/>
+        </w:rPr>
+        <w:t>分析记录保留资料来源和人工确认状态，便于后续复核。</w:t>
+      </w:r>
+    </w:p>
+    <w:p>
+      <w:pPr>
+        <w:spacing w:before="160" w:after="120"/>
+      </w:pPr>
+      <w:r>
+        <w:rPr>
+          <w:rFonts w:ascii="Microsoft YaHei" w:hAnsi="Microsoft YaHei" w:eastAsia="Microsoft YaHei" w:cs="Microsoft YaHei"/>
+          <w:b/>
+          <w:color w:val="000000"/>
+          <w:sz w:val="32"/>
+        </w:rPr>
+        <w:t>13. PDF 报告</w:t>
       </w:r>
     </w:p>
     <w:p>

--- a/docs/software-copyright/final/智策_V1.0_软件操作说明书.docx
+++ b/docs/software-copyright/final/智策_V1.0_软件操作说明书.docx
@@ -633,6 +633,30 @@
           <w:sz w:val="21"/>
         </w:rPr>
         <w:t>12. 资料整理</w:t>
+      </w:r>
+    </w:p>
+    <w:p>
+      <w:pPr>
+        <w:spacing w:after="60"/>
+        <w:ind w:left="312" w:hanging="170"/>
+      </w:pPr>
+      <w:r>
+        <w:rPr>
+          <w:rFonts w:ascii="Microsoft YaHei" w:hAnsi="Microsoft YaHei" w:eastAsia="Microsoft YaHei" w:cs="Microsoft YaHei"/>
+          <w:b w:val="0"/>
+          <w:color w:val="000000"/>
+          <w:sz w:val="21"/>
+        </w:rPr>
+        <w:t xml:space="preserve">• </w:t>
+      </w:r>
+      <w:r>
+        <w:rPr>
+          <w:rFonts w:ascii="Microsoft YaHei" w:hAnsi="Microsoft YaHei" w:eastAsia="Microsoft YaHei" w:cs="Microsoft YaHei"/>
+          <w:b w:val="0"/>
+          <w:color w:val="000000"/>
+          <w:sz w:val="21"/>
+        </w:rPr>
+        <w:t>12.1 AI 助手</w:t>
       </w:r>
     </w:p>
     <w:p>
@@ -4484,7 +4508,7 @@
           <w:color w:val="000000"/>
           <w:sz w:val="32"/>
         </w:rPr>
-        <w:t>### 12.1 AI 助手</w:t>
+        <w:t>12.1 AI 助手</w:t>
       </w:r>
     </w:p>
     <w:p>
@@ -4538,7 +4562,7 @@
           <w:color w:val="444444"/>
           <w:sz w:val="18"/>
         </w:rPr>
-        <w:t>图 9   12.1 AI 助手（Windows Qt 实际运行截图）</w:t>
+        <w:t>图 9  12.1 AI 助手（Windows Qt 实际运行截图）</w:t>
       </w:r>
     </w:p>
     <w:p>

--- a/docs/software-copyright/final/智策_V1.0_软件操作说明书.docx
+++ b/docs/software-copyright/final/智策_V1.0_软件操作说明书.docx
@@ -4499,6 +4499,7 @@
     </w:p>
     <w:p>
       <w:pPr>
+        <w:pageBreakBefore/>
         <w:spacing w:before="160" w:after="120"/>
       </w:pPr>
       <w:r>

--- a/docs/software-copyright/final/智策_V1.0_软件操作说明书.docx
+++ b/docs/software-copyright/final/智策_V1.0_软件操作说明书.docx
@@ -5341,21 +5341,6 @@
       </w:r>
     </w:p>
     <w:p>
-      <w:pPr>
-        <w:spacing w:after="100" w:line="324" w:lineRule="auto"/>
-        <w:ind w:firstLine="420"/>
-      </w:pPr>
-      <w:r>
-        <w:rPr>
-          <w:rFonts w:ascii="Microsoft YaHei" w:hAnsi="Microsoft YaHei" w:eastAsia="Microsoft YaHei" w:cs="Microsoft YaHei"/>
-          <w:b w:val="0"/>
-          <w:color w:val="000000"/>
-          <w:sz w:val="21"/>
-        </w:rPr>
-        <w:t>工程构建产物的可执行文件名可保留英文工程名称，但软件窗口、操作文档和登记材料统一使用中文产品名称。</w:t>
-      </w:r>
-    </w:p>
-    <w:p>
       <w:r>
         <w:br w:type="page"/>
       </w:r>

--- a/docs/software-copyright/final/智策_V1.0_软件操作说明书.docx
+++ b/docs/software-copyright/final/智策_V1.0_软件操作说明书.docx
@@ -5317,30 +5317,6 @@
       </w:r>
     </w:p>
     <w:p>
-      <w:pPr>
-        <w:spacing w:after="60"/>
-        <w:ind w:left="312" w:hanging="170"/>
-      </w:pPr>
-      <w:r>
-        <w:rPr>
-          <w:rFonts w:ascii="Microsoft YaHei" w:hAnsi="Microsoft YaHei" w:eastAsia="Microsoft YaHei" w:cs="Microsoft YaHei"/>
-          <w:b w:val="0"/>
-          <w:color w:val="000000"/>
-          <w:sz w:val="21"/>
-        </w:rPr>
-        <w:t xml:space="preserve">• </w:t>
-      </w:r>
-      <w:r>
-        <w:rPr>
-          <w:rFonts w:ascii="Microsoft YaHei" w:hAnsi="Microsoft YaHei" w:eastAsia="Microsoft YaHei" w:cs="Microsoft YaHei"/>
-          <w:b w:val="0"/>
-          <w:color w:val="000000"/>
-          <w:sz w:val="21"/>
-        </w:rPr>
-        <w:t>报告输出：PDF</w:t>
-      </w:r>
-    </w:p>
-    <w:p>
       <w:r>
         <w:br w:type="page"/>
       </w:r>

--- a/docs/software-copyright/final/智策_V1.0_软件操作说明书.docx
+++ b/docs/software-copyright/final/智策_V1.0_软件操作说明书.docx
@@ -5317,12 +5317,8 @@
       </w:r>
     </w:p>
     <w:p>
-      <w:r>
-        <w:br w:type="page"/>
-      </w:r>
-    </w:p>
-    <w:p>
-      <w:pPr>
+      <w:pPr>
+        <w:pageBreakBefore/>
         <w:spacing w:before="160" w:after="120"/>
       </w:pPr>
       <w:r>
